--- a/Fannie Mae Resume Format Template.docx
+++ b/Fannie Mae Resume Format Template.docx
@@ -809,6 +809,15 @@
         </w:rPr>
         <w:t>1</w:t>
       </w:r>
+      <w:r>
+        <w:rPr>
+          <w:rFonts w:ascii="Candara" w:hAnsi="Candara"/>
+          <w:b/>
+          <w:caps/>
+          <w:color w:val="365F91"/>
+        </w:rPr>
+        <w:br/>
+      </w:r>
     </w:p>
     <w:p>
       <w:pPr>
@@ -953,6 +962,15 @@
         </w:rPr>
         <w:t>2</w:t>
       </w:r>
+      <w:r>
+        <w:rPr>
+          <w:rFonts w:ascii="Candara" w:hAnsi="Candara"/>
+          <w:b/>
+          <w:caps/>
+          <w:color w:val="365F91"/>
+        </w:rPr>
+        <w:br/>
+      </w:r>
     </w:p>
     <w:p>
       <w:pPr>
@@ -1097,6 +1115,15 @@
         </w:rPr>
         <w:t>3</w:t>
       </w:r>
+      <w:r>
+        <w:rPr>
+          <w:rFonts w:ascii="Candara" w:hAnsi="Candara"/>
+          <w:b/>
+          <w:caps/>
+          <w:color w:val="365F91"/>
+        </w:rPr>
+        <w:br/>
+      </w:r>
     </w:p>
     <w:p>
       <w:pPr>
@@ -1179,6 +1206,15 @@
         </w:rPr>
         <w:t>4</w:t>
       </w:r>
+      <w:r>
+        <w:rPr>
+          <w:rFonts w:ascii="Candara" w:hAnsi="Candara"/>
+          <w:b/>
+          <w:caps/>
+          <w:color w:val="365F91"/>
+        </w:rPr>
+        <w:br/>
+      </w:r>
     </w:p>
     <w:p>
       <w:pPr>
@@ -1193,6 +1229,7 @@
           <w:rFonts w:ascii="Times New Roman" w:hAnsi="Times New Roman"/>
           <w:sz w:val="24"/>
         </w:rPr>
+        <w:lastRenderedPageBreak/>
         <w:t>Bullets</w:t>
       </w:r>
       <w:r>
@@ -1242,6 +1279,15 @@
           <w:color w:val="365F91"/>
         </w:rPr>
         <w:t>title5</w:t>
+      </w:r>
+      <w:r>
+        <w:rPr>
+          <w:rFonts w:ascii="Candara" w:hAnsi="Candara"/>
+          <w:b/>
+          <w:caps/>
+          <w:color w:val="365F91"/>
+        </w:rPr>
+        <w:br/>
       </w:r>
     </w:p>
     <w:p>
@@ -1257,7 +1303,6 @@
           <w:rFonts w:ascii="Times New Roman" w:hAnsi="Times New Roman"/>
           <w:sz w:val="24"/>
         </w:rPr>
-        <w:lastRenderedPageBreak/>
         <w:t>Bullets</w:t>
       </w:r>
       <w:r>
@@ -1325,6 +1370,15 @@
           <w:color w:val="365F91"/>
         </w:rPr>
         <w:t>6</w:t>
+      </w:r>
+      <w:r>
+        <w:rPr>
+          <w:rFonts w:ascii="Candara" w:hAnsi="Candara"/>
+          <w:b/>
+          <w:caps/>
+          <w:color w:val="365F91"/>
+        </w:rPr>
+        <w:br/>
       </w:r>
     </w:p>
     <w:p>
@@ -1411,6 +1465,15 @@
           <w:color w:val="365F91"/>
         </w:rPr>
         <w:t>7</w:t>
+      </w:r>
+      <w:r>
+        <w:rPr>
+          <w:rFonts w:ascii="Candara" w:hAnsi="Candara"/>
+          <w:b/>
+          <w:caps/>
+          <w:color w:val="365F91"/>
+        </w:rPr>
+        <w:br/>
       </w:r>
     </w:p>
     <w:p>
@@ -4763,6 +4826,12 @@
 </file>
 
 <file path=customXml/item1.xml><?xml version="1.0" encoding="utf-8"?>
+<p:properties xmlns:p="http://schemas.microsoft.com/office/2006/metadata/properties" xmlns:xsi="http://www.w3.org/2001/XMLSchema-instance" xmlns:pc="http://schemas.microsoft.com/office/infopath/2007/PartnerControls">
+  <documentManagement/>
+</p:properties>
+</file>
+
+<file path=customXml/item2.xml><?xml version="1.0" encoding="utf-8"?>
 <ct:contentTypeSchema xmlns:ct="http://schemas.microsoft.com/office/2006/metadata/contentType" xmlns:ma="http://schemas.microsoft.com/office/2006/metadata/properties/metaAttributes" ct:_="" ma:_="" ma:contentTypeName="Document" ma:contentTypeID="0x01010097B08BEC9F9B55459CA84E521C5A5876" ma:contentTypeVersion="13" ma:contentTypeDescription="Create a new document." ma:contentTypeScope="" ma:versionID="c74a6e8f868f088680b3e8047e24d98a">
   <xsd:schema xmlns:xsd="http://www.w3.org/2001/XMLSchema" xmlns:xs="http://www.w3.org/2001/XMLSchema" xmlns:p="http://schemas.microsoft.com/office/2006/metadata/properties" xmlns:ns3="7e07e4f1-224c-4991-b3b3-8c7cdd58d92b" xmlns:ns4="1e6c397e-d526-448b-b2d2-bebe76f88a27" targetNamespace="http://schemas.microsoft.com/office/2006/metadata/properties" ma:root="true" ma:fieldsID="2ab2dc237f7cd9f5c6261f1af9c3bcbd" ns3:_="" ns4:_="">
     <xsd:import namespace="7e07e4f1-224c-4991-b3b3-8c7cdd58d92b"/>
@@ -4985,12 +5054,6 @@
 </ct:contentTypeSchema>
 </file>
 
-<file path=customXml/item2.xml><?xml version="1.0" encoding="utf-8"?>
-<p:properties xmlns:p="http://schemas.microsoft.com/office/2006/metadata/properties" xmlns:xsi="http://www.w3.org/2001/XMLSchema-instance" xmlns:pc="http://schemas.microsoft.com/office/infopath/2007/PartnerControls">
-  <documentManagement/>
-</p:properties>
-</file>
-
 <file path=customXml/item3.xml><?xml version="1.0" encoding="utf-8"?>
 <?mso-contentType ?>
 <FormTemplates xmlns="http://schemas.microsoft.com/sharepoint/v3/contenttype/forms">
@@ -5001,6 +5064,15 @@
 </file>
 
 <file path=customXml/itemProps1.xml><?xml version="1.0" encoding="utf-8"?>
+<ds:datastoreItem xmlns:ds="http://schemas.openxmlformats.org/officeDocument/2006/customXml" ds:itemID="{A132B886-28E3-4D6A-A123-94FFD6175DE5}">
+  <ds:schemaRefs>
+    <ds:schemaRef ds:uri="http://schemas.microsoft.com/office/2006/metadata/properties"/>
+    <ds:schemaRef ds:uri="http://schemas.microsoft.com/office/infopath/2007/PartnerControls"/>
+  </ds:schemaRefs>
+</ds:datastoreItem>
+</file>
+
+<file path=customXml/itemProps2.xml><?xml version="1.0" encoding="utf-8"?>
 <ds:datastoreItem xmlns:ds="http://schemas.openxmlformats.org/officeDocument/2006/customXml" ds:itemID="{990F26F4-6D41-4C7A-8B44-DA19B8CE4E71}">
   <ds:schemaRefs>
     <ds:schemaRef ds:uri="http://schemas.microsoft.com/office/2006/metadata/contentType"/>
@@ -5019,15 +5091,6 @@
 </ds:datastoreItem>
 </file>
 
-<file path=customXml/itemProps2.xml><?xml version="1.0" encoding="utf-8"?>
-<ds:datastoreItem xmlns:ds="http://schemas.openxmlformats.org/officeDocument/2006/customXml" ds:itemID="{A132B886-28E3-4D6A-A123-94FFD6175DE5}">
-  <ds:schemaRefs>
-    <ds:schemaRef ds:uri="http://schemas.microsoft.com/office/2006/metadata/properties"/>
-    <ds:schemaRef ds:uri="http://schemas.microsoft.com/office/infopath/2007/PartnerControls"/>
-  </ds:schemaRefs>
-</ds:datastoreItem>
-</file>
-
 <file path=customXml/itemProps3.xml><?xml version="1.0" encoding="utf-8"?>
 <ds:datastoreItem xmlns:ds="http://schemas.openxmlformats.org/officeDocument/2006/customXml" ds:itemID="{7CCDA22E-0909-4C7C-9B0E-9E2E77C50294}">
   <ds:schemaRefs>

--- a/Fannie Mae Resume Format Template.docx
+++ b/Fannie Mae Resume Format Template.docx
@@ -240,39 +240,7 @@
                 <w:i/>
                 <w:iCs/>
               </w:rPr>
-              <w:t xml:space="preserve">(Use this section for a candidate summary, </w:t>
-            </w:r>
-            <w:proofErr w:type="gramStart"/>
-            <w:r>
-              <w:rPr>
-                <w:i/>
-                <w:iCs/>
-              </w:rPr>
-              <w:t>similar to</w:t>
-            </w:r>
-            <w:proofErr w:type="gramEnd"/>
-            <w:r>
-              <w:rPr>
-                <w:i/>
-                <w:iCs/>
-              </w:rPr>
-              <w:t xml:space="preserve"> the </w:t>
-            </w:r>
-            <w:proofErr w:type="gramStart"/>
-            <w:r>
-              <w:rPr>
-                <w:i/>
-                <w:iCs/>
-              </w:rPr>
-              <w:t>Fieldglass  “</w:t>
-            </w:r>
-            <w:proofErr w:type="gramEnd"/>
-            <w:r>
-              <w:rPr>
-                <w:i/>
-                <w:iCs/>
-              </w:rPr>
-              <w:t>Comments” field)</w:t>
+              <w:t>(Use this section for a candidate summary, similar to the Fieldglass  “Comments” field)</w:t>
             </w:r>
           </w:p>
         </w:tc>
@@ -832,6 +800,13 @@
           <w:rFonts w:ascii="Times New Roman" w:hAnsi="Times New Roman"/>
           <w:sz w:val="24"/>
         </w:rPr>
+        <w:t>Job1</w:t>
+      </w:r>
+      <w:r>
+        <w:rPr>
+          <w:rFonts w:ascii="Times New Roman" w:hAnsi="Times New Roman"/>
+          <w:sz w:val="24"/>
+        </w:rPr>
         <w:t>Bullets</w:t>
       </w:r>
       <w:r>
@@ -985,6 +960,13 @@
           <w:rFonts w:ascii="Times New Roman" w:hAnsi="Times New Roman"/>
           <w:sz w:val="24"/>
         </w:rPr>
+        <w:t>Job2</w:t>
+      </w:r>
+      <w:r>
+        <w:rPr>
+          <w:rFonts w:ascii="Times New Roman" w:hAnsi="Times New Roman"/>
+          <w:sz w:val="24"/>
+        </w:rPr>
         <w:t>Bullets</w:t>
       </w:r>
       <w:r>
@@ -1138,6 +1120,13 @@
           <w:rFonts w:ascii="Times New Roman" w:hAnsi="Times New Roman"/>
           <w:sz w:val="24"/>
         </w:rPr>
+        <w:t>Job3</w:t>
+      </w:r>
+      <w:r>
+        <w:rPr>
+          <w:rFonts w:ascii="Times New Roman" w:hAnsi="Times New Roman"/>
+          <w:sz w:val="24"/>
+        </w:rPr>
         <w:t>Bullets</w:t>
       </w:r>
       <w:r>
@@ -1230,6 +1219,13 @@
           <w:sz w:val="24"/>
         </w:rPr>
         <w:lastRenderedPageBreak/>
+        <w:t>Job4</w:t>
+      </w:r>
+      <w:r>
+        <w:rPr>
+          <w:rFonts w:ascii="Times New Roman" w:hAnsi="Times New Roman"/>
+          <w:sz w:val="24"/>
+        </w:rPr>
         <w:t>Bullets</w:t>
       </w:r>
       <w:r>
@@ -1303,6 +1299,13 @@
           <w:rFonts w:ascii="Times New Roman" w:hAnsi="Times New Roman"/>
           <w:sz w:val="24"/>
         </w:rPr>
+        <w:t>Job5</w:t>
+      </w:r>
+      <w:r>
+        <w:rPr>
+          <w:rFonts w:ascii="Times New Roman" w:hAnsi="Times New Roman"/>
+          <w:sz w:val="24"/>
+        </w:rPr>
         <w:t>Bullets</w:t>
       </w:r>
       <w:r>
@@ -1398,6 +1401,13 @@
           <w:rFonts w:ascii="Times New Roman" w:hAnsi="Times New Roman"/>
           <w:sz w:val="24"/>
         </w:rPr>
+        <w:t>Job6</w:t>
+      </w:r>
+      <w:r>
+        <w:rPr>
+          <w:rFonts w:ascii="Times New Roman" w:hAnsi="Times New Roman"/>
+          <w:sz w:val="24"/>
+        </w:rPr>
         <w:t>Bullets</w:t>
       </w:r>
       <w:r>
@@ -1484,6 +1494,13 @@
           <w:numId w:val="7"/>
         </w:numPr>
       </w:pPr>
+      <w:r>
+        <w:rPr>
+          <w:rFonts w:ascii="Times New Roman" w:hAnsi="Times New Roman"/>
+          <w:sz w:val="24"/>
+        </w:rPr>
+        <w:t>Job7</w:t>
+      </w:r>
       <w:r>
         <w:rPr>
           <w:rFonts w:ascii="Times New Roman" w:hAnsi="Times New Roman"/>
@@ -1583,6 +1600,12 @@
         </w:rPr>
         <w:t>ANSWER</w:t>
       </w:r>
+      <w:r>
+        <w:rPr>
+          <w:rFonts w:cstheme="minorHAnsi"/>
+        </w:rPr>
+        <w:t>1</w:t>
+      </w:r>
     </w:p>
     <w:p>
       <w:pPr>
@@ -1641,6 +1664,12 @@
         </w:rPr>
         <w:t>ANSWER</w:t>
       </w:r>
+      <w:r>
+        <w:rPr>
+          <w:rFonts w:cstheme="minorHAnsi"/>
+        </w:rPr>
+        <w:t>2</w:t>
+      </w:r>
     </w:p>
     <w:p>
       <w:pPr>
@@ -1697,6 +1726,12 @@
         </w:rPr>
         <w:t>ANSWER</w:t>
       </w:r>
+      <w:r>
+        <w:rPr>
+          <w:rFonts w:cstheme="minorHAnsi"/>
+        </w:rPr>
+        <w:t>3</w:t>
+      </w:r>
     </w:p>
     <w:p>
       <w:pPr>
@@ -1755,6 +1790,12 @@
         </w:rPr>
         <w:t>ANSWER</w:t>
       </w:r>
+      <w:r>
+        <w:rPr>
+          <w:rFonts w:cstheme="minorHAnsi"/>
+        </w:rPr>
+        <w:t>4</w:t>
+      </w:r>
     </w:p>
     <w:p>
       <w:pPr>
@@ -1811,11 +1852,17 @@
         </w:rPr>
         <w:t>ANSWER</w:t>
       </w:r>
+      <w:r>
+        <w:rPr>
+          <w:rFonts w:cstheme="minorHAnsi"/>
+        </w:rPr>
+        <w:t>5</w:t>
+      </w:r>
     </w:p>
     <w:sectPr>
-      <w:footerReference w:type="even" r:id="rId10"/>
-      <w:footerReference w:type="default" r:id="rId11"/>
-      <w:footerReference w:type="first" r:id="rId12"/>
+      <w:footerReference w:type="even" r:id="rId11"/>
+      <w:footerReference w:type="default" r:id="rId12"/>
+      <w:footerReference w:type="first" r:id="rId13"/>
       <w:pgSz w:w="12240" w:h="15840"/>
       <w:pgMar w:top="1440" w:right="1440" w:bottom="1440" w:left="1440" w:header="720" w:footer="720" w:gutter="0"/>
       <w:cols w:space="720"/>
@@ -4826,9 +4873,7 @@
 </file>
 
 <file path=customXml/item1.xml><?xml version="1.0" encoding="utf-8"?>
-<p:properties xmlns:p="http://schemas.microsoft.com/office/2006/metadata/properties" xmlns:xsi="http://www.w3.org/2001/XMLSchema-instance" xmlns:pc="http://schemas.microsoft.com/office/infopath/2007/PartnerControls">
-  <documentManagement/>
-</p:properties>
+<b:Sources xmlns:b="http://schemas.openxmlformats.org/officeDocument/2006/bibliography" xmlns="http://schemas.openxmlformats.org/officeDocument/2006/bibliography" SelectedStyle="\APASixthEditionOfficeOnline.xsl" StyleName="APA" Version="6"/>
 </file>
 
 <file path=customXml/item2.xml><?xml version="1.0" encoding="utf-8"?>
@@ -5063,11 +5108,16 @@
 </FormTemplates>
 </file>
 
+<file path=customXml/item4.xml><?xml version="1.0" encoding="utf-8"?>
+<p:properties xmlns:p="http://schemas.microsoft.com/office/2006/metadata/properties" xmlns:xsi="http://www.w3.org/2001/XMLSchema-instance" xmlns:pc="http://schemas.microsoft.com/office/infopath/2007/PartnerControls">
+  <documentManagement/>
+</p:properties>
+</file>
+
 <file path=customXml/itemProps1.xml><?xml version="1.0" encoding="utf-8"?>
-<ds:datastoreItem xmlns:ds="http://schemas.openxmlformats.org/officeDocument/2006/customXml" ds:itemID="{A132B886-28E3-4D6A-A123-94FFD6175DE5}">
+<ds:datastoreItem xmlns:ds="http://schemas.openxmlformats.org/officeDocument/2006/customXml" ds:itemID="{E0B08DEB-DB8F-4595-A20B-EE5AA54F5A90}">
   <ds:schemaRefs>
-    <ds:schemaRef ds:uri="http://schemas.microsoft.com/office/2006/metadata/properties"/>
-    <ds:schemaRef ds:uri="http://schemas.microsoft.com/office/infopath/2007/PartnerControls"/>
+    <ds:schemaRef ds:uri="http://schemas.openxmlformats.org/officeDocument/2006/bibliography"/>
   </ds:schemaRefs>
 </ds:datastoreItem>
 </file>
@@ -5097,4 +5147,13 @@
     <ds:schemaRef ds:uri="http://schemas.microsoft.com/sharepoint/v3/contenttype/forms"/>
   </ds:schemaRefs>
 </ds:datastoreItem>
+</file>
+
+<file path=customXml/itemProps4.xml><?xml version="1.0" encoding="utf-8"?>
+<ds:datastoreItem xmlns:ds="http://schemas.openxmlformats.org/officeDocument/2006/customXml" ds:itemID="{A132B886-28E3-4D6A-A123-94FFD6175DE5}">
+  <ds:schemaRefs>
+    <ds:schemaRef ds:uri="http://schemas.microsoft.com/office/2006/metadata/properties"/>
+    <ds:schemaRef ds:uri="http://schemas.microsoft.com/office/infopath/2007/PartnerControls"/>
+  </ds:schemaRefs>
+</ds:datastoreItem>
 </file>
--- a/Fannie Mae Resume Format Template.docx
+++ b/Fannie Mae Resume Format Template.docx
@@ -730,25 +730,7 @@
           <w:caps/>
           <w:color w:val="365F91"/>
         </w:rPr>
-        <w:t>mmm yyyy</w:t>
-      </w:r>
-      <w:r>
-        <w:rPr>
-          <w:rFonts w:ascii="Candara" w:hAnsi="Candara"/>
-          <w:b/>
-          <w:caps/>
-          <w:color w:val="365F91"/>
-        </w:rPr>
-        <w:t xml:space="preserve"> – </w:t>
-      </w:r>
-      <w:r>
-        <w:rPr>
-          <w:rFonts w:ascii="Candara" w:hAnsi="Candara"/>
-          <w:b/>
-          <w:caps/>
-          <w:color w:val="365F91"/>
-        </w:rPr>
-        <w:t>Current</w:t>
+        <w:t>Dates2</w:t>
       </w:r>
     </w:p>
     <w:p>
@@ -858,61 +840,7 @@
           <w:caps/>
           <w:color w:val="365F91"/>
         </w:rPr>
-        <w:t>mmm</w:t>
-      </w:r>
-      <w:r>
-        <w:rPr>
-          <w:rFonts w:ascii="Candara" w:hAnsi="Candara"/>
-          <w:b/>
-          <w:caps/>
-          <w:color w:val="365F91"/>
-        </w:rPr>
-        <w:t xml:space="preserve"> </w:t>
-      </w:r>
-      <w:r>
-        <w:rPr>
-          <w:rFonts w:ascii="Candara" w:hAnsi="Candara"/>
-          <w:b/>
-          <w:caps/>
-          <w:color w:val="365F91"/>
-        </w:rPr>
-        <w:t>yyyy</w:t>
-      </w:r>
-      <w:r>
-        <w:rPr>
-          <w:rFonts w:ascii="Candara" w:hAnsi="Candara"/>
-          <w:b/>
-          <w:caps/>
-          <w:color w:val="365F91"/>
-        </w:rPr>
-        <w:t xml:space="preserve"> – </w:t>
-      </w:r>
-      <w:r>
-        <w:rPr>
-          <w:rFonts w:ascii="Candara" w:hAnsi="Candara"/>
-          <w:b/>
-          <w:caps/>
-          <w:color w:val="365F91"/>
-        </w:rPr>
-        <w:t>mmm</w:t>
-      </w:r>
-      <w:r>
-        <w:rPr>
-          <w:rFonts w:ascii="Candara" w:hAnsi="Candara"/>
-          <w:b/>
-          <w:caps/>
-          <w:color w:val="365F91"/>
-        </w:rPr>
-        <w:t xml:space="preserve"> </w:t>
-      </w:r>
-      <w:r>
-        <w:rPr>
-          <w:rFonts w:ascii="Candara" w:hAnsi="Candara"/>
-          <w:b/>
-          <w:caps/>
-          <w:color w:val="365F91"/>
-        </w:rPr>
-        <w:t>yyyy</w:t>
+        <w:t>Dates2</w:t>
       </w:r>
     </w:p>
     <w:p>
@@ -1018,61 +946,7 @@
           <w:caps/>
           <w:color w:val="365F91"/>
         </w:rPr>
-        <w:t>mmm</w:t>
-      </w:r>
-      <w:r>
-        <w:rPr>
-          <w:rFonts w:ascii="Candara" w:hAnsi="Candara"/>
-          <w:b/>
-          <w:caps/>
-          <w:color w:val="365F91"/>
-        </w:rPr>
-        <w:t xml:space="preserve"> </w:t>
-      </w:r>
-      <w:r>
-        <w:rPr>
-          <w:rFonts w:ascii="Candara" w:hAnsi="Candara"/>
-          <w:b/>
-          <w:caps/>
-          <w:color w:val="365F91"/>
-        </w:rPr>
-        <w:t>yyyy</w:t>
-      </w:r>
-      <w:r>
-        <w:rPr>
-          <w:rFonts w:ascii="Candara" w:hAnsi="Candara"/>
-          <w:b/>
-          <w:caps/>
-          <w:color w:val="365F91"/>
-        </w:rPr>
-        <w:t xml:space="preserve"> – </w:t>
-      </w:r>
-      <w:r>
-        <w:rPr>
-          <w:rFonts w:ascii="Candara" w:hAnsi="Candara"/>
-          <w:b/>
-          <w:caps/>
-          <w:color w:val="365F91"/>
-        </w:rPr>
-        <w:t>mmm</w:t>
-      </w:r>
-      <w:r>
-        <w:rPr>
-          <w:rFonts w:ascii="Candara" w:hAnsi="Candara"/>
-          <w:b/>
-          <w:caps/>
-          <w:color w:val="365F91"/>
-        </w:rPr>
-        <w:t xml:space="preserve"> </w:t>
-      </w:r>
-      <w:r>
-        <w:rPr>
-          <w:rFonts w:ascii="Candara" w:hAnsi="Candara"/>
-          <w:b/>
-          <w:caps/>
-          <w:color w:val="365F91"/>
-        </w:rPr>
-        <w:t>yyyy</w:t>
+        <w:t>Dates3</w:t>
       </w:r>
     </w:p>
     <w:p>
@@ -1170,7 +1044,15 @@
           <w:color w:val="365F91"/>
         </w:rPr>
         <w:tab/>
-        <w:t>mmm yyyy – mmm yyyy</w:t>
+      </w:r>
+      <w:r>
+        <w:rPr>
+          <w:rFonts w:ascii="Candara" w:hAnsi="Candara"/>
+          <w:b/>
+          <w:caps/>
+          <w:color w:val="365F91"/>
+        </w:rPr>
+        <w:t>Dates4</w:t>
       </w:r>
     </w:p>
     <w:p>
@@ -4873,10 +4755,21 @@
 </file>
 
 <file path=customXml/item1.xml><?xml version="1.0" encoding="utf-8"?>
-<b:Sources xmlns:b="http://schemas.openxmlformats.org/officeDocument/2006/bibliography" xmlns="http://schemas.openxmlformats.org/officeDocument/2006/bibliography" SelectedStyle="\APASixthEditionOfficeOnline.xsl" StyleName="APA" Version="6"/>
+<p:properties xmlns:p="http://schemas.microsoft.com/office/2006/metadata/properties" xmlns:xsi="http://www.w3.org/2001/XMLSchema-instance" xmlns:pc="http://schemas.microsoft.com/office/infopath/2007/PartnerControls">
+  <documentManagement/>
+</p:properties>
 </file>
 
 <file path=customXml/item2.xml><?xml version="1.0" encoding="utf-8"?>
+<?mso-contentType ?>
+<FormTemplates xmlns="http://schemas.microsoft.com/sharepoint/v3/contenttype/forms">
+  <Display>DocumentLibraryForm</Display>
+  <Edit>DocumentLibraryForm</Edit>
+  <New>DocumentLibraryForm</New>
+</FormTemplates>
+</file>
+
+<file path=customXml/item3.xml><?xml version="1.0" encoding="utf-8"?>
 <ct:contentTypeSchema xmlns:ct="http://schemas.microsoft.com/office/2006/metadata/contentType" xmlns:ma="http://schemas.microsoft.com/office/2006/metadata/properties/metaAttributes" ct:_="" ma:_="" ma:contentTypeName="Document" ma:contentTypeID="0x01010097B08BEC9F9B55459CA84E521C5A5876" ma:contentTypeVersion="13" ma:contentTypeDescription="Create a new document." ma:contentTypeScope="" ma:versionID="c74a6e8f868f088680b3e8047e24d98a">
   <xsd:schema xmlns:xsd="http://www.w3.org/2001/XMLSchema" xmlns:xs="http://www.w3.org/2001/XMLSchema" xmlns:p="http://schemas.microsoft.com/office/2006/metadata/properties" xmlns:ns3="7e07e4f1-224c-4991-b3b3-8c7cdd58d92b" xmlns:ns4="1e6c397e-d526-448b-b2d2-bebe76f88a27" targetNamespace="http://schemas.microsoft.com/office/2006/metadata/properties" ma:root="true" ma:fieldsID="2ab2dc237f7cd9f5c6261f1af9c3bcbd" ns3:_="" ns4:_="">
     <xsd:import namespace="7e07e4f1-224c-4991-b3b3-8c7cdd58d92b"/>
@@ -5099,30 +4992,28 @@
 </ct:contentTypeSchema>
 </file>
 
-<file path=customXml/item3.xml><?xml version="1.0" encoding="utf-8"?>
-<?mso-contentType ?>
-<FormTemplates xmlns="http://schemas.microsoft.com/sharepoint/v3/contenttype/forms">
-  <Display>DocumentLibraryForm</Display>
-  <Edit>DocumentLibraryForm</Edit>
-  <New>DocumentLibraryForm</New>
-</FormTemplates>
-</file>
-
 <file path=customXml/item4.xml><?xml version="1.0" encoding="utf-8"?>
-<p:properties xmlns:p="http://schemas.microsoft.com/office/2006/metadata/properties" xmlns:xsi="http://www.w3.org/2001/XMLSchema-instance" xmlns:pc="http://schemas.microsoft.com/office/infopath/2007/PartnerControls">
-  <documentManagement/>
-</p:properties>
+<b:Sources xmlns:b="http://schemas.openxmlformats.org/officeDocument/2006/bibliography" xmlns="http://schemas.openxmlformats.org/officeDocument/2006/bibliography" SelectedStyle="\APASixthEditionOfficeOnline.xsl" StyleName="APA" Version="6"/>
 </file>
 
 <file path=customXml/itemProps1.xml><?xml version="1.0" encoding="utf-8"?>
-<ds:datastoreItem xmlns:ds="http://schemas.openxmlformats.org/officeDocument/2006/customXml" ds:itemID="{E0B08DEB-DB8F-4595-A20B-EE5AA54F5A90}">
+<ds:datastoreItem xmlns:ds="http://schemas.openxmlformats.org/officeDocument/2006/customXml" ds:itemID="{A132B886-28E3-4D6A-A123-94FFD6175DE5}">
   <ds:schemaRefs>
-    <ds:schemaRef ds:uri="http://schemas.openxmlformats.org/officeDocument/2006/bibliography"/>
+    <ds:schemaRef ds:uri="http://schemas.microsoft.com/office/2006/metadata/properties"/>
+    <ds:schemaRef ds:uri="http://schemas.microsoft.com/office/infopath/2007/PartnerControls"/>
   </ds:schemaRefs>
 </ds:datastoreItem>
 </file>
 
 <file path=customXml/itemProps2.xml><?xml version="1.0" encoding="utf-8"?>
+<ds:datastoreItem xmlns:ds="http://schemas.openxmlformats.org/officeDocument/2006/customXml" ds:itemID="{7CCDA22E-0909-4C7C-9B0E-9E2E77C50294}">
+  <ds:schemaRefs>
+    <ds:schemaRef ds:uri="http://schemas.microsoft.com/sharepoint/v3/contenttype/forms"/>
+  </ds:schemaRefs>
+</ds:datastoreItem>
+</file>
+
+<file path=customXml/itemProps3.xml><?xml version="1.0" encoding="utf-8"?>
 <ds:datastoreItem xmlns:ds="http://schemas.openxmlformats.org/officeDocument/2006/customXml" ds:itemID="{990F26F4-6D41-4C7A-8B44-DA19B8CE4E71}">
   <ds:schemaRefs>
     <ds:schemaRef ds:uri="http://schemas.microsoft.com/office/2006/metadata/contentType"/>
@@ -5141,19 +5032,10 @@
 </ds:datastoreItem>
 </file>
 
-<file path=customXml/itemProps3.xml><?xml version="1.0" encoding="utf-8"?>
-<ds:datastoreItem xmlns:ds="http://schemas.openxmlformats.org/officeDocument/2006/customXml" ds:itemID="{7CCDA22E-0909-4C7C-9B0E-9E2E77C50294}">
+<file path=customXml/itemProps4.xml><?xml version="1.0" encoding="utf-8"?>
+<ds:datastoreItem xmlns:ds="http://schemas.openxmlformats.org/officeDocument/2006/customXml" ds:itemID="{E0B08DEB-DB8F-4595-A20B-EE5AA54F5A90}">
   <ds:schemaRefs>
-    <ds:schemaRef ds:uri="http://schemas.microsoft.com/sharepoint/v3/contenttype/forms"/>
-  </ds:schemaRefs>
-</ds:datastoreItem>
-</file>
-
-<file path=customXml/itemProps4.xml><?xml version="1.0" encoding="utf-8"?>
-<ds:datastoreItem xmlns:ds="http://schemas.openxmlformats.org/officeDocument/2006/customXml" ds:itemID="{A132B886-28E3-4D6A-A123-94FFD6175DE5}">
-  <ds:schemaRefs>
-    <ds:schemaRef ds:uri="http://schemas.microsoft.com/office/2006/metadata/properties"/>
-    <ds:schemaRef ds:uri="http://schemas.microsoft.com/office/infopath/2007/PartnerControls"/>
+    <ds:schemaRef ds:uri="http://schemas.openxmlformats.org/officeDocument/2006/bibliography"/>
   </ds:schemaRefs>
 </ds:datastoreItem>
 </file>